--- a/cv.docx
+++ b/cv.docx
@@ -197,6 +197,19 @@
     <w:p>
       <w:r>
         <w:t>펄스형 ToF와 FMCW LiDAR의 기초 성능평가 및 측정 원리별 표준화 시험절차 연구. 변위·거리·공간분리와 거리·속도 출력특성, 분석 조건 및 측정 모드에 따른 차이 평가.</w:t>
+      </w:r>
+    </w:p>
+    <w:p>
+      <w:pPr>
+        <w:pStyle w:val="Heading2"/>
+      </w:pPr>
+      <w:r>
+        <w:t>시뮬레이션</w:t>
+      </w:r>
+    </w:p>
+    <w:p>
+      <w:r>
+        <w:t>CFD 및 VASP를 활용한 시뮬레이션 경험.</w:t>
       </w:r>
     </w:p>
     <w:p>
@@ -1239,6 +1252,17 @@
       </w:r>
     </w:p>
     <w:p>
+      <w:r>
+        <w:rPr>
+          <w:b/>
+        </w:rPr>
+        <w:t xml:space="preserve">시뮬레이션  </w:t>
+      </w:r>
+      <w:r>
+        <w:t>CFD, VASP</w:t>
+      </w:r>
+    </w:p>
+    <w:p>
       <w:pPr>
         <w:pStyle w:val="Heading1"/>
       </w:pPr>
